--- a/src/content/books/26-ya-zdes/en.docx
+++ b/src/content/books/26-ya-zdes/en.docx
@@ -467,7 +467,6 @@
       </w:pPr>
       <w:r>
         <w:rPr>
-          <w:rStyle w:val="ae"/>
           <w:rFonts w:eastAsiaTheme="majorEastAsia"/>
           <w:i/>
           <w:iCs/>
@@ -476,7 +475,6 @@
       </w:r>
       <w:r>
         <w:rPr>
-          <w:rStyle w:val="ae"/>
           <w:rFonts w:eastAsiaTheme="majorEastAsia"/>
           <w:i/>
           <w:iCs/>
@@ -486,7 +484,6 @@
       </w:r>
       <w:r>
         <w:rPr>
-          <w:rStyle w:val="ae"/>
           <w:rFonts w:eastAsiaTheme="majorEastAsia"/>
           <w:i/>
           <w:iCs/>
@@ -495,7 +492,6 @@
       </w:r>
       <w:r>
         <w:rPr>
-          <w:rStyle w:val="ae"/>
           <w:rFonts w:eastAsiaTheme="majorEastAsia"/>
           <w:i/>
           <w:iCs/>
@@ -504,7 +500,6 @@
       </w:r>
       <w:r>
         <w:rPr>
-          <w:rStyle w:val="ae"/>
           <w:rFonts w:eastAsiaTheme="majorEastAsia"/>
           <w:i/>
           <w:iCs/>
@@ -514,7 +509,6 @@
       </w:r>
       <w:r>
         <w:rPr>
-          <w:rStyle w:val="ae"/>
           <w:rFonts w:eastAsiaTheme="majorEastAsia"/>
           <w:i/>
           <w:iCs/>
@@ -523,7 +517,6 @@
       </w:r>
       <w:r>
         <w:rPr>
-          <w:rStyle w:val="ae"/>
           <w:rFonts w:eastAsiaTheme="majorEastAsia"/>
           <w:i/>
           <w:iCs/>
@@ -532,7 +525,6 @@
       </w:r>
       <w:r>
         <w:rPr>
-          <w:rStyle w:val="ae"/>
           <w:rFonts w:eastAsiaTheme="majorEastAsia"/>
           <w:i/>
           <w:iCs/>
@@ -541,7 +533,6 @@
       </w:r>
       <w:r>
         <w:rPr>
-          <w:rStyle w:val="ae"/>
           <w:rFonts w:eastAsiaTheme="majorEastAsia"/>
           <w:i/>
           <w:iCs/>
@@ -550,7 +541,6 @@
       </w:r>
       <w:r>
         <w:rPr>
-          <w:rStyle w:val="ae"/>
           <w:rFonts w:eastAsiaTheme="majorEastAsia"/>
           <w:i/>
           <w:iCs/>
@@ -560,7 +550,6 @@
       </w:r>
       <w:r>
         <w:rPr>
-          <w:rStyle w:val="ae"/>
           <w:rFonts w:eastAsiaTheme="majorEastAsia"/>
           <w:i/>
           <w:iCs/>
@@ -569,7 +558,6 @@
       </w:r>
       <w:r>
         <w:rPr>
-          <w:rStyle w:val="ae"/>
           <w:rFonts w:eastAsiaTheme="majorEastAsia"/>
           <w:i/>
           <w:iCs/>
@@ -579,7 +567,6 @@
       </w:r>
       <w:r>
         <w:rPr>
-          <w:rStyle w:val="ae"/>
           <w:rFonts w:eastAsiaTheme="majorEastAsia"/>
           <w:i/>
           <w:iCs/>
@@ -588,7 +575,6 @@
       </w:r>
       <w:r>
         <w:rPr>
-          <w:rStyle w:val="ae"/>
           <w:rFonts w:eastAsiaTheme="majorEastAsia"/>
           <w:i/>
           <w:iCs/>
@@ -598,7 +584,6 @@
       </w:r>
       <w:r>
         <w:rPr>
-          <w:rStyle w:val="ae"/>
           <w:rFonts w:eastAsiaTheme="majorEastAsia"/>
           <w:i/>
           <w:iCs/>
@@ -607,7 +592,6 @@
       </w:r>
       <w:r>
         <w:rPr>
-          <w:rStyle w:val="ae"/>
           <w:rFonts w:eastAsiaTheme="majorEastAsia"/>
           <w:i/>
           <w:iCs/>
@@ -617,7 +601,6 @@
       </w:r>
       <w:r>
         <w:rPr>
-          <w:rStyle w:val="ae"/>
           <w:rFonts w:eastAsiaTheme="majorEastAsia"/>
           <w:i/>
           <w:iCs/>
@@ -626,7 +609,6 @@
       </w:r>
       <w:r>
         <w:rPr>
-          <w:rStyle w:val="ae"/>
           <w:rFonts w:eastAsiaTheme="majorEastAsia"/>
           <w:i/>
           <w:iCs/>
@@ -16568,9 +16550,6 @@
         <w:contextualSpacing/>
       </w:pPr>
       <w:r>
-        <w:rPr>
-          <w:rStyle w:val="20"/>
-        </w:rPr>
         <w:t>Chapter 5. Untitled</w:t>
       </w:r>
     </w:p>
@@ -51278,9 +51257,6 @@
         <w:footnoteRef/>
       </w:r>
       <w:r>
-        <w:rPr>
-          <w:rStyle w:val="af4"/>
-        </w:rPr>
         <w:t>At a certain point, confusion arose with the numbering of chapters, which the compiler eliminated by giving the chapters sequential numbers. In the original dialogue, the reference goes to the previous numbering.</w:t>
       </w:r>
     </w:p>
